--- a/docs/Диплом/Оригинал/Доклад К дипломной работе.docx
+++ b/docs/Диплом/Оригинал/Доклад К дипломной работе.docx
@@ -101,43 +101,7 @@
           <w:sz w:val="28"/>
           <w:szCs w:val="28"/>
         </w:rPr>
-        <w:t xml:space="preserve"> условиях стремительного роста объёма технических знаний в IT-сфере всё острее становится проблема эффективной организации учебных материалов: фрагментов кода, шаблонов, конспектов и теоретических выкладок. Существующие инструменты — от встроенных шаблонов в IDE до универсальных систем управления знаниями (</w:t>
-      </w:r>
-      <w:proofErr w:type="spellStart"/>
-      <w:r>
-        <w:rPr>
-          <w:rFonts w:ascii="Times New Roman" w:hAnsi="Times New Roman" w:cs="Times New Roman"/>
-          <w:sz w:val="28"/>
-          <w:szCs w:val="28"/>
-        </w:rPr>
-        <w:t>Notion</w:t>
-      </w:r>
-      <w:proofErr w:type="spellEnd"/>
-      <w:r>
-        <w:rPr>
-          <w:rFonts w:ascii="Times New Roman" w:hAnsi="Times New Roman" w:cs="Times New Roman"/>
-          <w:sz w:val="28"/>
-          <w:szCs w:val="28"/>
-        </w:rPr>
-        <w:t xml:space="preserve">, </w:t>
-      </w:r>
-      <w:proofErr w:type="spellStart"/>
-      <w:r>
-        <w:rPr>
-          <w:rFonts w:ascii="Times New Roman" w:hAnsi="Times New Roman" w:cs="Times New Roman"/>
-          <w:sz w:val="28"/>
-          <w:szCs w:val="28"/>
-        </w:rPr>
-        <w:t>Obsidian</w:t>
-      </w:r>
-      <w:proofErr w:type="spellEnd"/>
-      <w:r>
-        <w:rPr>
-          <w:rFonts w:ascii="Times New Roman" w:hAnsi="Times New Roman" w:cs="Times New Roman"/>
-          <w:sz w:val="28"/>
-          <w:szCs w:val="28"/>
-        </w:rPr>
-        <w:t xml:space="preserve">) и обычной файловой системы — не обеспечивают одновременно иерархической структуры, предварительного просмотра и компактного хранения разнородной информации. Именно этот пробел определил актуальность темы моей дипломной работы: </w:t>
+        <w:t xml:space="preserve"> условиях стремительного роста объёма технических знаний в IT-сфере всё острее становится проблема эффективной организации учебных материалов: фрагментов кода, шаблонов, конспектов и теоретических выкладок. Существующие инструменты — от встроенных шаблонов в IDE до универсальных систем управления знаниями (Notion, Obsidian) и обычной файловой системы — не обеспечивают одновременно иерархической структуры, предварительного просмотра и компактного хранения разнородной информации. Именно этот пробел определил актуальность темы моей дипломной работы: </w:t>
       </w:r>
       <w:r>
         <w:rPr>
@@ -212,43 +176,7 @@
           <w:sz w:val="28"/>
           <w:szCs w:val="28"/>
         </w:rPr>
-        <w:t xml:space="preserve"> — учебная информация в IT-подготовке, представленная в виде структурированных фрагментов кода (.</w:t>
-      </w:r>
-      <w:proofErr w:type="spellStart"/>
-      <w:r>
-        <w:rPr>
-          <w:rFonts w:ascii="Times New Roman" w:hAnsi="Times New Roman" w:cs="Times New Roman"/>
-          <w:sz w:val="28"/>
-          <w:szCs w:val="28"/>
-        </w:rPr>
-        <w:t>st</w:t>
-      </w:r>
-      <w:proofErr w:type="spellEnd"/>
-      <w:r>
-        <w:rPr>
-          <w:rFonts w:ascii="Times New Roman" w:hAnsi="Times New Roman" w:cs="Times New Roman"/>
-          <w:sz w:val="28"/>
-          <w:szCs w:val="28"/>
-        </w:rPr>
-        <w:t>) и сопутствующей документации (.</w:t>
-      </w:r>
-      <w:proofErr w:type="spellStart"/>
-      <w:r>
-        <w:rPr>
-          <w:rFonts w:ascii="Times New Roman" w:hAnsi="Times New Roman" w:cs="Times New Roman"/>
-          <w:sz w:val="28"/>
-          <w:szCs w:val="28"/>
-        </w:rPr>
-        <w:t>md</w:t>
-      </w:r>
-      <w:proofErr w:type="spellEnd"/>
-      <w:r>
-        <w:rPr>
-          <w:rFonts w:ascii="Times New Roman" w:hAnsi="Times New Roman" w:cs="Times New Roman"/>
-          <w:sz w:val="28"/>
-          <w:szCs w:val="28"/>
-        </w:rPr>
-        <w:t>).</w:t>
+        <w:t xml:space="preserve"> — учебная информация в IT-подготовке, представленная в виде структурированных фрагментов кода (.st) и сопутствующей документации (.md).</w:t>
       </w:r>
     </w:p>
     <w:p>
@@ -646,25 +574,7 @@
           <w:sz w:val="28"/>
           <w:szCs w:val="28"/>
         </w:rPr>
-        <w:t xml:space="preserve">— Разработаны методы фоновой обработки данных, включая </w:t>
-      </w:r>
-      <w:proofErr w:type="spellStart"/>
-      <w:r>
-        <w:rPr>
-          <w:rFonts w:ascii="Times New Roman" w:hAnsi="Times New Roman" w:cs="Times New Roman"/>
-          <w:sz w:val="28"/>
-          <w:szCs w:val="28"/>
-        </w:rPr>
-        <w:t>парсинг</w:t>
-      </w:r>
-      <w:proofErr w:type="spellEnd"/>
-      <w:r>
-        <w:rPr>
-          <w:rFonts w:ascii="Times New Roman" w:hAnsi="Times New Roman" w:cs="Times New Roman"/>
-          <w:sz w:val="28"/>
-          <w:szCs w:val="28"/>
-        </w:rPr>
-        <w:t>, кэширование и наблюдение за файловой системой, что обеспечивает высокую отзывчивость интерфейса.</w:t>
+        <w:t>— Разработаны методы фоновой обработки данных, включая парсинг, кэширование и наблюдение за файловой системой, что обеспечивает высокую отзывчивость интерфейса.</w:t>
       </w:r>
     </w:p>
     <w:p>
@@ -753,63 +663,27 @@
           <w:sz w:val="28"/>
           <w:szCs w:val="28"/>
         </w:rPr>
-        <w:t>— Универсально применим студентами, начинающими и опытными разработчиками, включая специалистов по платформе 1</w:t>
-      </w:r>
-      <w:proofErr w:type="gramStart"/>
-      <w:r>
-        <w:rPr>
-          <w:rFonts w:ascii="Times New Roman" w:hAnsi="Times New Roman" w:cs="Times New Roman"/>
-          <w:sz w:val="28"/>
-          <w:szCs w:val="28"/>
-        </w:rPr>
-        <w:t>С:Предприятие</w:t>
-      </w:r>
-      <w:proofErr w:type="gramEnd"/>
-      <w:r>
-        <w:rPr>
-          <w:rFonts w:ascii="Times New Roman" w:hAnsi="Times New Roman" w:cs="Times New Roman"/>
-          <w:sz w:val="28"/>
-          <w:szCs w:val="28"/>
-        </w:rPr>
-        <w:t>.</w:t>
-      </w:r>
-    </w:p>
-    <w:p>
-      <w:pPr>
-        <w:spacing w:after="0" w:line="360" w:lineRule="auto"/>
-        <w:ind w:firstLine="709"/>
-        <w:jc w:val="both"/>
-        <w:rPr>
-          <w:rFonts w:ascii="Times New Roman" w:hAnsi="Times New Roman" w:cs="Times New Roman"/>
-          <w:sz w:val="28"/>
-          <w:szCs w:val="28"/>
-        </w:rPr>
-      </w:pPr>
-      <w:r>
-        <w:rPr>
-          <w:rFonts w:ascii="Times New Roman" w:hAnsi="Times New Roman" w:cs="Times New Roman"/>
-          <w:sz w:val="28"/>
-          <w:szCs w:val="28"/>
-        </w:rPr>
-        <w:t xml:space="preserve">Средство работает под Windows, Linux и </w:t>
-      </w:r>
-      <w:proofErr w:type="spellStart"/>
-      <w:r>
-        <w:rPr>
-          <w:rFonts w:ascii="Times New Roman" w:hAnsi="Times New Roman" w:cs="Times New Roman"/>
-          <w:sz w:val="28"/>
-          <w:szCs w:val="28"/>
-        </w:rPr>
-        <w:t>macOS</w:t>
-      </w:r>
-      <w:proofErr w:type="spellEnd"/>
-      <w:r>
-        <w:rPr>
-          <w:rFonts w:ascii="Times New Roman" w:hAnsi="Times New Roman" w:cs="Times New Roman"/>
-          <w:sz w:val="28"/>
-          <w:szCs w:val="28"/>
-        </w:rPr>
-        <w:t>, не зависит от конкретной IDE и легко расширяется под новые языки программирования.</w:t>
+        <w:t>— Универсально применим студентами, начинающими и опытными разработчиками, включая специалистов по платформе 1С:Предприятие.</w:t>
+      </w:r>
+    </w:p>
+    <w:p>
+      <w:pPr>
+        <w:spacing w:after="0" w:line="360" w:lineRule="auto"/>
+        <w:ind w:firstLine="709"/>
+        <w:jc w:val="both"/>
+        <w:rPr>
+          <w:rFonts w:ascii="Times New Roman" w:hAnsi="Times New Roman" w:cs="Times New Roman"/>
+          <w:sz w:val="28"/>
+          <w:szCs w:val="28"/>
+        </w:rPr>
+      </w:pPr>
+      <w:r>
+        <w:rPr>
+          <w:rFonts w:ascii="Times New Roman" w:hAnsi="Times New Roman" w:cs="Times New Roman"/>
+          <w:sz w:val="28"/>
+          <w:szCs w:val="28"/>
+        </w:rPr>
+        <w:t>Средство работает под Windows, Linux и macOS, не зависит от конкретной IDE и легко расширяется под новые языки программирования.</w:t>
       </w:r>
     </w:p>
     <w:p>
@@ -831,7 +705,43 @@
           <w:szCs w:val="28"/>
         </w:rPr>
         <w:lastRenderedPageBreak/>
-        <w:t>(слайд 6)</w:t>
+        <w:t>(слайд</w:t>
+      </w:r>
+      <w:r>
+        <w:rPr>
+          <w:rFonts w:ascii="Times New Roman" w:hAnsi="Times New Roman" w:cs="Times New Roman"/>
+          <w:b/>
+          <w:sz w:val="28"/>
+          <w:szCs w:val="28"/>
+        </w:rPr>
+        <w:t>ы</w:t>
+      </w:r>
+      <w:r>
+        <w:rPr>
+          <w:rFonts w:ascii="Times New Roman" w:hAnsi="Times New Roman" w:cs="Times New Roman"/>
+          <w:b/>
+          <w:sz w:val="28"/>
+          <w:szCs w:val="28"/>
+        </w:rPr>
+        <w:t xml:space="preserve"> 6</w:t>
+      </w:r>
+      <w:r>
+        <w:rPr>
+          <w:rFonts w:ascii="Times New Roman" w:hAnsi="Times New Roman" w:cs="Times New Roman"/>
+          <w:b/>
+          <w:sz w:val="28"/>
+          <w:szCs w:val="28"/>
+        </w:rPr>
+        <w:t>,7</w:t>
+      </w:r>
+      <w:r>
+        <w:rPr>
+          <w:rFonts w:ascii="Times New Roman" w:hAnsi="Times New Roman" w:cs="Times New Roman"/>
+          <w:b/>
+          <w:sz w:val="28"/>
+          <w:szCs w:val="28"/>
+        </w:rPr>
+        <w:t>)</w:t>
       </w:r>
     </w:p>
     <w:p>
@@ -930,25 +840,7 @@
           <w:sz w:val="28"/>
           <w:szCs w:val="28"/>
         </w:rPr>
-        <w:t xml:space="preserve"> — </w:t>
-      </w:r>
-      <w:proofErr w:type="spellStart"/>
-      <w:r>
-        <w:rPr>
-          <w:rFonts w:ascii="Times New Roman" w:hAnsi="Times New Roman" w:cs="Times New Roman"/>
-          <w:sz w:val="28"/>
-          <w:szCs w:val="28"/>
-        </w:rPr>
-        <w:t>парсинг</w:t>
-      </w:r>
-      <w:proofErr w:type="spellEnd"/>
-      <w:r>
-        <w:rPr>
-          <w:rFonts w:ascii="Times New Roman" w:hAnsi="Times New Roman" w:cs="Times New Roman"/>
-          <w:sz w:val="28"/>
-          <w:szCs w:val="28"/>
-        </w:rPr>
-        <w:t xml:space="preserve"> ST/MD-файлов через ANTLR4, преобразование в древовидную модель, работа с файлами.</w:t>
+        <w:t xml:space="preserve"> — парсинг ST/MD-файлов через ANTLR4, преобразование в древовидную модель, работа с файлами.</w:t>
       </w:r>
     </w:p>
     <w:p>
@@ -1018,46 +910,46 @@
           <w:sz w:val="28"/>
           <w:szCs w:val="28"/>
         </w:rPr>
-        <w:t xml:space="preserve"> — пользовательский интерфейс на основе PySide6: боковая панель навигации, редакторы кода и </w:t>
-      </w:r>
-      <w:proofErr w:type="spellStart"/>
-      <w:r>
-        <w:rPr>
-          <w:rFonts w:ascii="Times New Roman" w:hAnsi="Times New Roman" w:cs="Times New Roman"/>
-          <w:sz w:val="28"/>
-          <w:szCs w:val="28"/>
-        </w:rPr>
-        <w:t>Markdown</w:t>
-      </w:r>
-      <w:proofErr w:type="spellEnd"/>
-      <w:r>
-        <w:rPr>
-          <w:rFonts w:ascii="Times New Roman" w:hAnsi="Times New Roman" w:cs="Times New Roman"/>
-          <w:sz w:val="28"/>
-          <w:szCs w:val="28"/>
-        </w:rPr>
-        <w:t>, стартовая панель запуска приложений.</w:t>
-      </w:r>
-    </w:p>
-    <w:p>
-      <w:pPr>
-        <w:spacing w:after="0" w:line="360" w:lineRule="auto"/>
-        <w:ind w:firstLine="709"/>
-        <w:jc w:val="both"/>
-        <w:rPr>
-          <w:rFonts w:ascii="Times New Roman" w:hAnsi="Times New Roman" w:cs="Times New Roman"/>
-          <w:sz w:val="28"/>
-          <w:szCs w:val="28"/>
-        </w:rPr>
-      </w:pPr>
-      <w:r>
-        <w:rPr>
-          <w:rFonts w:ascii="Times New Roman" w:hAnsi="Times New Roman" w:cs="Times New Roman"/>
-          <w:b/>
-          <w:sz w:val="28"/>
-          <w:szCs w:val="28"/>
-        </w:rPr>
-        <w:t>(слайд 7)</w:t>
+        <w:t xml:space="preserve"> — пользовательский интерфейс на основе PySide6: боковая панель навигации, редакторы кода и Markdown, стартовая панель запуска приложений.</w:t>
+      </w:r>
+    </w:p>
+    <w:p>
+      <w:pPr>
+        <w:spacing w:after="0" w:line="360" w:lineRule="auto"/>
+        <w:ind w:firstLine="709"/>
+        <w:jc w:val="both"/>
+        <w:rPr>
+          <w:rFonts w:ascii="Times New Roman" w:hAnsi="Times New Roman" w:cs="Times New Roman"/>
+          <w:sz w:val="28"/>
+          <w:szCs w:val="28"/>
+        </w:rPr>
+      </w:pPr>
+      <w:r>
+        <w:rPr>
+          <w:rFonts w:ascii="Times New Roman" w:hAnsi="Times New Roman" w:cs="Times New Roman"/>
+          <w:b/>
+          <w:sz w:val="28"/>
+          <w:szCs w:val="28"/>
+        </w:rPr>
+        <w:t xml:space="preserve">(слайд </w:t>
+      </w:r>
+      <w:r>
+        <w:rPr>
+          <w:rFonts w:ascii="Times New Roman" w:hAnsi="Times New Roman" w:cs="Times New Roman"/>
+          <w:b/>
+          <w:sz w:val="28"/>
+          <w:szCs w:val="28"/>
+        </w:rPr>
+        <w:t>8,9,10</w:t>
+      </w:r>
+      <w:r>
+        <w:rPr>
+          <w:rFonts w:ascii="Times New Roman" w:hAnsi="Times New Roman" w:cs="Times New Roman"/>
+          <w:b/>
+          <w:sz w:val="28"/>
+          <w:szCs w:val="28"/>
+        </w:rPr>
+        <w:t>)</w:t>
       </w:r>
     </w:p>
     <w:p>
@@ -1143,19 +1035,8 @@
           <w:sz w:val="28"/>
           <w:szCs w:val="28"/>
         </w:rPr>
-        <w:t xml:space="preserve">Фоновый </w:t>
-      </w:r>
-      <w:proofErr w:type="spellStart"/>
-      <w:r>
-        <w:rPr>
-          <w:rFonts w:ascii="Times New Roman" w:hAnsi="Times New Roman" w:cs="Times New Roman"/>
-          <w:b/>
-          <w:sz w:val="28"/>
-          <w:szCs w:val="28"/>
-        </w:rPr>
-        <w:t>парсинг</w:t>
-      </w:r>
-      <w:proofErr w:type="spellEnd"/>
+        <w:t>Фоновый парсинг</w:t>
+      </w:r>
       <w:r>
         <w:rPr>
           <w:rFonts w:ascii="Times New Roman" w:hAnsi="Times New Roman" w:cs="Times New Roman"/>
@@ -1199,43 +1080,7 @@
           <w:sz w:val="28"/>
           <w:szCs w:val="28"/>
         </w:rPr>
-        <w:t>, в которой .</w:t>
-      </w:r>
-      <w:proofErr w:type="spellStart"/>
-      <w:r>
-        <w:rPr>
-          <w:rFonts w:ascii="Times New Roman" w:hAnsi="Times New Roman" w:cs="Times New Roman"/>
-          <w:sz w:val="28"/>
-          <w:szCs w:val="28"/>
-        </w:rPr>
-        <w:t>st</w:t>
-      </w:r>
-      <w:proofErr w:type="spellEnd"/>
-      <w:r>
-        <w:rPr>
-          <w:rFonts w:ascii="Times New Roman" w:hAnsi="Times New Roman" w:cs="Times New Roman"/>
-          <w:sz w:val="28"/>
-          <w:szCs w:val="28"/>
-        </w:rPr>
-        <w:t>-файлы (шаблоны кода) и .</w:t>
-      </w:r>
-      <w:proofErr w:type="spellStart"/>
-      <w:r>
-        <w:rPr>
-          <w:rFonts w:ascii="Times New Roman" w:hAnsi="Times New Roman" w:cs="Times New Roman"/>
-          <w:sz w:val="28"/>
-          <w:szCs w:val="28"/>
-        </w:rPr>
-        <w:t>md</w:t>
-      </w:r>
-      <w:proofErr w:type="spellEnd"/>
-      <w:r>
-        <w:rPr>
-          <w:rFonts w:ascii="Times New Roman" w:hAnsi="Times New Roman" w:cs="Times New Roman"/>
-          <w:sz w:val="28"/>
-          <w:szCs w:val="28"/>
-        </w:rPr>
-        <w:t>-файлы (конспекты) сосуществуют в одной структуре.</w:t>
+        <w:t>, в которой .st-файлы (шаблоны кода) и .md-файлы (конспекты) сосуществуют в одной структуре.</w:t>
       </w:r>
     </w:p>
     <w:p>
@@ -1313,7 +1158,25 @@
           <w:sz w:val="28"/>
           <w:szCs w:val="28"/>
         </w:rPr>
-        <w:t>(слайд 8)</w:t>
+        <w:t xml:space="preserve">(слайд </w:t>
+      </w:r>
+      <w:r>
+        <w:rPr>
+          <w:rFonts w:ascii="Times New Roman" w:hAnsi="Times New Roman" w:cs="Times New Roman"/>
+          <w:b/>
+          <w:sz w:val="28"/>
+          <w:szCs w:val="28"/>
+        </w:rPr>
+        <w:t>11,12</w:t>
+      </w:r>
+      <w:r>
+        <w:rPr>
+          <w:rFonts w:ascii="Times New Roman" w:hAnsi="Times New Roman" w:cs="Times New Roman"/>
+          <w:b/>
+          <w:sz w:val="28"/>
+          <w:szCs w:val="28"/>
+        </w:rPr>
+        <w:t>)</w:t>
       </w:r>
     </w:p>
     <w:p>
@@ -1394,43 +1257,7 @@
           <w:sz w:val="28"/>
           <w:szCs w:val="28"/>
         </w:rPr>
-        <w:t>— Создан рабочий прототип с полной поддержкой ST/MD-форматов, синтаксической подсветкой (</w:t>
-      </w:r>
-      <w:proofErr w:type="spellStart"/>
-      <w:r>
-        <w:rPr>
-          <w:rFonts w:ascii="Times New Roman" w:hAnsi="Times New Roman" w:cs="Times New Roman"/>
-          <w:sz w:val="28"/>
-          <w:szCs w:val="28"/>
-        </w:rPr>
-        <w:t>Pygments</w:t>
-      </w:r>
-      <w:proofErr w:type="spellEnd"/>
-      <w:r>
-        <w:rPr>
-          <w:rFonts w:ascii="Times New Roman" w:hAnsi="Times New Roman" w:cs="Times New Roman"/>
-          <w:sz w:val="28"/>
-          <w:szCs w:val="28"/>
-        </w:rPr>
-        <w:t xml:space="preserve">), предпросмотром </w:t>
-      </w:r>
-      <w:proofErr w:type="spellStart"/>
-      <w:r>
-        <w:rPr>
-          <w:rFonts w:ascii="Times New Roman" w:hAnsi="Times New Roman" w:cs="Times New Roman"/>
-          <w:sz w:val="28"/>
-          <w:szCs w:val="28"/>
-        </w:rPr>
-        <w:t>Markdown</w:t>
-      </w:r>
-      <w:proofErr w:type="spellEnd"/>
-      <w:r>
-        <w:rPr>
-          <w:rFonts w:ascii="Times New Roman" w:hAnsi="Times New Roman" w:cs="Times New Roman"/>
-          <w:sz w:val="28"/>
-          <w:szCs w:val="28"/>
-        </w:rPr>
-        <w:t xml:space="preserve"> и фоновой синхронизацией.</w:t>
+        <w:t>— Создан рабочий прототип с полной поддержкой ST/MD-форматов, синтаксической подсветкой (Pygments), предпросмотром Markdown и фоновой синхронизацией.</w:t>
       </w:r>
     </w:p>
     <w:p>

--- a/docs/Диплом/Оригинал/Доклад К дипломной работе.docx
+++ b/docs/Диплом/Оригинал/Доклад К дипломной работе.docx
@@ -101,7 +101,43 @@
           <w:sz w:val="28"/>
           <w:szCs w:val="28"/>
         </w:rPr>
-        <w:t xml:space="preserve"> условиях стремительного роста объёма технических знаний в IT-сфере всё острее становится проблема эффективной организации учебных материалов: фрагментов кода, шаблонов, конспектов и теоретических выкладок. Существующие инструменты — от встроенных шаблонов в IDE до универсальных систем управления знаниями (Notion, Obsidian) и обычной файловой системы — не обеспечивают одновременно иерархической структуры, предварительного просмотра и компактного хранения разнородной информации. Именно этот пробел определил актуальность темы моей дипломной работы: </w:t>
+        <w:t xml:space="preserve"> условиях стремительного роста объёма технических знаний в IT-сфере всё острее становится проблема эффективной организации учебных материалов: фрагментов кода, шаблонов, конспектов и теоретических выкладок. Существующие инструменты — от встроенных шаблонов в IDE до универсальных систем управления знаниями (</w:t>
+      </w:r>
+      <w:proofErr w:type="spellStart"/>
+      <w:r>
+        <w:rPr>
+          <w:rFonts w:ascii="Times New Roman" w:hAnsi="Times New Roman" w:cs="Times New Roman"/>
+          <w:sz w:val="28"/>
+          <w:szCs w:val="28"/>
+        </w:rPr>
+        <w:t>Notion</w:t>
+      </w:r>
+      <w:proofErr w:type="spellEnd"/>
+      <w:r>
+        <w:rPr>
+          <w:rFonts w:ascii="Times New Roman" w:hAnsi="Times New Roman" w:cs="Times New Roman"/>
+          <w:sz w:val="28"/>
+          <w:szCs w:val="28"/>
+        </w:rPr>
+        <w:t xml:space="preserve">, </w:t>
+      </w:r>
+      <w:proofErr w:type="spellStart"/>
+      <w:r>
+        <w:rPr>
+          <w:rFonts w:ascii="Times New Roman" w:hAnsi="Times New Roman" w:cs="Times New Roman"/>
+          <w:sz w:val="28"/>
+          <w:szCs w:val="28"/>
+        </w:rPr>
+        <w:t>Obsidian</w:t>
+      </w:r>
+      <w:proofErr w:type="spellEnd"/>
+      <w:r>
+        <w:rPr>
+          <w:rFonts w:ascii="Times New Roman" w:hAnsi="Times New Roman" w:cs="Times New Roman"/>
+          <w:sz w:val="28"/>
+          <w:szCs w:val="28"/>
+        </w:rPr>
+        <w:t xml:space="preserve">) и обычной файловой системы — не обеспечивают одновременно иерархической структуры, предварительного просмотра и компактного хранения разнородной информации. Именно этот пробел определил актуальность темы моей дипломной работы: </w:t>
       </w:r>
       <w:r>
         <w:rPr>
@@ -147,7 +183,7 @@
           <w:sz w:val="28"/>
           <w:szCs w:val="28"/>
         </w:rPr>
-        <w:t>слайд 2)</w:t>
+        <w:t>слайд)</w:t>
       </w:r>
     </w:p>
     <w:p>
@@ -176,7 +212,43 @@
           <w:sz w:val="28"/>
           <w:szCs w:val="28"/>
         </w:rPr>
-        <w:t xml:space="preserve"> — учебная информация в IT-подготовке, представленная в виде структурированных фрагментов кода (.st) и сопутствующей документации (.md).</w:t>
+        <w:t xml:space="preserve"> — учебная информация в IT-подготовке, представленная в виде структурированных фрагментов кода (.</w:t>
+      </w:r>
+      <w:proofErr w:type="spellStart"/>
+      <w:r>
+        <w:rPr>
+          <w:rFonts w:ascii="Times New Roman" w:hAnsi="Times New Roman" w:cs="Times New Roman"/>
+          <w:sz w:val="28"/>
+          <w:szCs w:val="28"/>
+        </w:rPr>
+        <w:t>st</w:t>
+      </w:r>
+      <w:proofErr w:type="spellEnd"/>
+      <w:r>
+        <w:rPr>
+          <w:rFonts w:ascii="Times New Roman" w:hAnsi="Times New Roman" w:cs="Times New Roman"/>
+          <w:sz w:val="28"/>
+          <w:szCs w:val="28"/>
+        </w:rPr>
+        <w:t>) и сопутствующей документации (.</w:t>
+      </w:r>
+      <w:proofErr w:type="spellStart"/>
+      <w:r>
+        <w:rPr>
+          <w:rFonts w:ascii="Times New Roman" w:hAnsi="Times New Roman" w:cs="Times New Roman"/>
+          <w:sz w:val="28"/>
+          <w:szCs w:val="28"/>
+        </w:rPr>
+        <w:t>md</w:t>
+      </w:r>
+      <w:proofErr w:type="spellEnd"/>
+      <w:r>
+        <w:rPr>
+          <w:rFonts w:ascii="Times New Roman" w:hAnsi="Times New Roman" w:cs="Times New Roman"/>
+          <w:sz w:val="28"/>
+          <w:szCs w:val="28"/>
+        </w:rPr>
+        <w:t>).</w:t>
       </w:r>
     </w:p>
     <w:p>
@@ -226,7 +298,7 @@
           <w:sz w:val="28"/>
           <w:szCs w:val="28"/>
         </w:rPr>
-        <w:t>(слайд 3)</w:t>
+        <w:t>(слайд)</w:t>
       </w:r>
     </w:p>
     <w:p>
@@ -276,7 +348,7 @@
           <w:sz w:val="28"/>
           <w:szCs w:val="28"/>
         </w:rPr>
-        <w:t>(слайд 4)</w:t>
+        <w:t>(слайд)</w:t>
       </w:r>
     </w:p>
     <w:p>
@@ -411,56 +483,6 @@
     </w:p>
     <w:p>
       <w:pPr>
-        <w:pStyle w:val="a3"/>
-        <w:numPr>
-          <w:ilvl w:val="0"/>
-          <w:numId w:val="1"/>
-        </w:numPr>
-        <w:spacing w:after="0" w:line="360" w:lineRule="auto"/>
-        <w:ind w:left="0" w:firstLine="709"/>
-        <w:jc w:val="both"/>
-        <w:rPr>
-          <w:rFonts w:ascii="Times New Roman" w:hAnsi="Times New Roman" w:cs="Times New Roman"/>
-          <w:sz w:val="28"/>
-          <w:szCs w:val="28"/>
-        </w:rPr>
-      </w:pPr>
-      <w:r>
-        <w:rPr>
-          <w:rFonts w:ascii="Times New Roman" w:hAnsi="Times New Roman" w:cs="Times New Roman"/>
-          <w:sz w:val="28"/>
-          <w:szCs w:val="28"/>
-        </w:rPr>
-        <w:t>Проведено всестороннее тестирование: модульное, интеграционное, функциональное и нагрузочное — с оценкой корректности, стабильности и производительности.</w:t>
-      </w:r>
-    </w:p>
-    <w:p>
-      <w:pPr>
-        <w:pStyle w:val="a3"/>
-        <w:numPr>
-          <w:ilvl w:val="0"/>
-          <w:numId w:val="1"/>
-        </w:numPr>
-        <w:spacing w:after="0" w:line="360" w:lineRule="auto"/>
-        <w:ind w:left="0" w:firstLine="709"/>
-        <w:jc w:val="both"/>
-        <w:rPr>
-          <w:rFonts w:ascii="Times New Roman" w:hAnsi="Times New Roman" w:cs="Times New Roman"/>
-          <w:sz w:val="28"/>
-          <w:szCs w:val="28"/>
-        </w:rPr>
-      </w:pPr>
-      <w:r>
-        <w:rPr>
-          <w:rFonts w:ascii="Times New Roman" w:hAnsi="Times New Roman" w:cs="Times New Roman"/>
-          <w:sz w:val="28"/>
-          <w:szCs w:val="28"/>
-        </w:rPr>
-        <w:t>Подготовлены выводы о соответствии разработанного решения заявленной цели и его практической применимости.</w:t>
-      </w:r>
-    </w:p>
-    <w:p>
-      <w:pPr>
         <w:spacing w:after="0" w:line="360" w:lineRule="auto"/>
         <w:ind w:firstLine="709"/>
         <w:jc w:val="both"/>
@@ -485,96 +507,7 @@
           <w:sz w:val="28"/>
           <w:szCs w:val="28"/>
         </w:rPr>
-        <w:t>слайд 5)</w:t>
-      </w:r>
-    </w:p>
-    <w:p>
-      <w:pPr>
-        <w:spacing w:after="0" w:line="360" w:lineRule="auto"/>
-        <w:ind w:firstLine="709"/>
-        <w:jc w:val="both"/>
-        <w:rPr>
-          <w:rFonts w:ascii="Times New Roman" w:hAnsi="Times New Roman" w:cs="Times New Roman"/>
-          <w:sz w:val="28"/>
-          <w:szCs w:val="28"/>
-        </w:rPr>
-      </w:pPr>
-      <w:r>
-        <w:rPr>
-          <w:rFonts w:ascii="Times New Roman" w:hAnsi="Times New Roman" w:cs="Times New Roman"/>
-          <w:b/>
-          <w:sz w:val="28"/>
-          <w:szCs w:val="28"/>
-        </w:rPr>
-        <w:t>Научная новизна</w:t>
-      </w:r>
-      <w:r>
-        <w:rPr>
-          <w:rFonts w:ascii="Times New Roman" w:hAnsi="Times New Roman" w:cs="Times New Roman"/>
-          <w:sz w:val="28"/>
-          <w:szCs w:val="28"/>
-        </w:rPr>
-        <w:t xml:space="preserve"> работы заключается в следующем:</w:t>
-      </w:r>
-    </w:p>
-    <w:p>
-      <w:pPr>
-        <w:spacing w:after="0" w:line="360" w:lineRule="auto"/>
-        <w:ind w:firstLine="709"/>
-        <w:jc w:val="both"/>
-        <w:rPr>
-          <w:rFonts w:ascii="Times New Roman" w:hAnsi="Times New Roman" w:cs="Times New Roman"/>
-          <w:sz w:val="28"/>
-          <w:szCs w:val="28"/>
-        </w:rPr>
-      </w:pPr>
-      <w:r>
-        <w:rPr>
-          <w:rFonts w:ascii="Times New Roman" w:hAnsi="Times New Roman" w:cs="Times New Roman"/>
-          <w:sz w:val="28"/>
-          <w:szCs w:val="28"/>
-        </w:rPr>
-        <w:t>— Систематизированы недостатки существующих решений в области организации учебных материалов IT-специалиста.</w:t>
-      </w:r>
-    </w:p>
-    <w:p>
-      <w:pPr>
-        <w:spacing w:after="0" w:line="360" w:lineRule="auto"/>
-        <w:ind w:firstLine="709"/>
-        <w:jc w:val="both"/>
-        <w:rPr>
-          <w:rFonts w:ascii="Times New Roman" w:hAnsi="Times New Roman" w:cs="Times New Roman"/>
-          <w:sz w:val="28"/>
-          <w:szCs w:val="28"/>
-        </w:rPr>
-      </w:pPr>
-      <w:r>
-        <w:rPr>
-          <w:rFonts w:ascii="Times New Roman" w:hAnsi="Times New Roman" w:cs="Times New Roman"/>
-          <w:sz w:val="28"/>
-          <w:szCs w:val="28"/>
-        </w:rPr>
-        <w:t>— Предложена оригинальная архитектура, объединяющая иерархическое хранение кода, его предпросмотр и интеграцию с теоретическими материалами в едином интерфейсе.</w:t>
-      </w:r>
-    </w:p>
-    <w:p>
-      <w:pPr>
-        <w:spacing w:after="0" w:line="360" w:lineRule="auto"/>
-        <w:ind w:firstLine="709"/>
-        <w:jc w:val="both"/>
-        <w:rPr>
-          <w:rFonts w:ascii="Times New Roman" w:hAnsi="Times New Roman" w:cs="Times New Roman"/>
-          <w:sz w:val="28"/>
-          <w:szCs w:val="28"/>
-        </w:rPr>
-      </w:pPr>
-      <w:r>
-        <w:rPr>
-          <w:rFonts w:ascii="Times New Roman" w:hAnsi="Times New Roman" w:cs="Times New Roman"/>
-          <w:sz w:val="28"/>
-          <w:szCs w:val="28"/>
-        </w:rPr>
-        <w:t>— Разработаны методы фоновой обработки данных, включая парсинг, кэширование и наблюдение за файловой системой, что обеспечивает высокую отзывчивость интерфейса.</w:t>
+        <w:t>слайд)</w:t>
       </w:r>
     </w:p>
     <w:p>
@@ -663,48 +596,83 @@
           <w:sz w:val="28"/>
           <w:szCs w:val="28"/>
         </w:rPr>
-        <w:t>— Универсально применим студентами, начинающими и опытными разработчиками, включая специалистов по платформе 1С:Предприятие.</w:t>
-      </w:r>
-    </w:p>
-    <w:p>
-      <w:pPr>
-        <w:spacing w:after="0" w:line="360" w:lineRule="auto"/>
-        <w:ind w:firstLine="709"/>
-        <w:jc w:val="both"/>
-        <w:rPr>
-          <w:rFonts w:ascii="Times New Roman" w:hAnsi="Times New Roman" w:cs="Times New Roman"/>
-          <w:sz w:val="28"/>
-          <w:szCs w:val="28"/>
-        </w:rPr>
-      </w:pPr>
-      <w:r>
-        <w:rPr>
-          <w:rFonts w:ascii="Times New Roman" w:hAnsi="Times New Roman" w:cs="Times New Roman"/>
-          <w:sz w:val="28"/>
-          <w:szCs w:val="28"/>
-        </w:rPr>
-        <w:t>Средство работает под Windows, Linux и macOS, не зависит от конкретной IDE и легко расширяется под новые языки программирования.</w:t>
-      </w:r>
-    </w:p>
-    <w:p>
-      <w:pPr>
-        <w:spacing w:after="0" w:line="360" w:lineRule="auto"/>
-        <w:ind w:firstLine="709"/>
-        <w:jc w:val="both"/>
-        <w:rPr>
-          <w:rFonts w:ascii="Times New Roman" w:hAnsi="Times New Roman" w:cs="Times New Roman"/>
-          <w:sz w:val="28"/>
-          <w:szCs w:val="28"/>
-        </w:rPr>
-      </w:pPr>
-      <w:r>
-        <w:rPr>
-          <w:rFonts w:ascii="Times New Roman" w:hAnsi="Times New Roman" w:cs="Times New Roman"/>
-          <w:b/>
-          <w:sz w:val="28"/>
-          <w:szCs w:val="28"/>
-        </w:rPr>
-        <w:lastRenderedPageBreak/>
+        <w:t>— Универсально применим студентами, начинающими и опытными разработчиками, включая специалистов по платформе 1</w:t>
+      </w:r>
+      <w:proofErr w:type="gramStart"/>
+      <w:r>
+        <w:rPr>
+          <w:rFonts w:ascii="Times New Roman" w:hAnsi="Times New Roman" w:cs="Times New Roman"/>
+          <w:sz w:val="28"/>
+          <w:szCs w:val="28"/>
+        </w:rPr>
+        <w:t>С:Предприятие</w:t>
+      </w:r>
+      <w:proofErr w:type="gramEnd"/>
+      <w:r>
+        <w:rPr>
+          <w:rFonts w:ascii="Times New Roman" w:hAnsi="Times New Roman" w:cs="Times New Roman"/>
+          <w:sz w:val="28"/>
+          <w:szCs w:val="28"/>
+        </w:rPr>
+        <w:t>.</w:t>
+      </w:r>
+    </w:p>
+    <w:p>
+      <w:pPr>
+        <w:spacing w:after="0" w:line="360" w:lineRule="auto"/>
+        <w:ind w:firstLine="709"/>
+        <w:jc w:val="both"/>
+        <w:rPr>
+          <w:rFonts w:ascii="Times New Roman" w:hAnsi="Times New Roman" w:cs="Times New Roman"/>
+          <w:sz w:val="28"/>
+          <w:szCs w:val="28"/>
+        </w:rPr>
+      </w:pPr>
+      <w:r>
+        <w:rPr>
+          <w:rFonts w:ascii="Times New Roman" w:hAnsi="Times New Roman" w:cs="Times New Roman"/>
+          <w:sz w:val="28"/>
+          <w:szCs w:val="28"/>
+        </w:rPr>
+        <w:t xml:space="preserve">Средство работает под Windows, Linux и </w:t>
+      </w:r>
+      <w:proofErr w:type="spellStart"/>
+      <w:r>
+        <w:rPr>
+          <w:rFonts w:ascii="Times New Roman" w:hAnsi="Times New Roman" w:cs="Times New Roman"/>
+          <w:sz w:val="28"/>
+          <w:szCs w:val="28"/>
+        </w:rPr>
+        <w:t>macOS</w:t>
+      </w:r>
+      <w:proofErr w:type="spellEnd"/>
+      <w:r>
+        <w:rPr>
+          <w:rFonts w:ascii="Times New Roman" w:hAnsi="Times New Roman" w:cs="Times New Roman"/>
+          <w:sz w:val="28"/>
+          <w:szCs w:val="28"/>
+        </w:rPr>
+        <w:t>, не зависит от конкретной IDE и легко расширяется под новые языки программирования.</w:t>
+      </w:r>
+    </w:p>
+    <w:p>
+      <w:pPr>
+        <w:spacing w:after="0" w:line="360" w:lineRule="auto"/>
+        <w:ind w:firstLine="709"/>
+        <w:jc w:val="both"/>
+        <w:rPr>
+          <w:rFonts w:ascii="Times New Roman" w:hAnsi="Times New Roman" w:cs="Times New Roman"/>
+          <w:sz w:val="28"/>
+          <w:szCs w:val="28"/>
+        </w:rPr>
+      </w:pPr>
+      <w:r>
+        <w:rPr>
+          <w:rFonts w:ascii="Times New Roman" w:hAnsi="Times New Roman" w:cs="Times New Roman"/>
+          <w:b/>
+          <w:sz w:val="28"/>
+          <w:szCs w:val="28"/>
+        </w:rPr>
         <w:t>(слайд</w:t>
       </w:r>
       <w:r>
@@ -715,24 +683,6 @@
           <w:szCs w:val="28"/>
         </w:rPr>
         <w:t>ы</w:t>
-      </w:r>
-      <w:r>
-        <w:rPr>
-          <w:rFonts w:ascii="Times New Roman" w:hAnsi="Times New Roman" w:cs="Times New Roman"/>
-          <w:b/>
-          <w:sz w:val="28"/>
-          <w:szCs w:val="28"/>
-        </w:rPr>
-        <w:t xml:space="preserve"> 6</w:t>
-      </w:r>
-      <w:r>
-        <w:rPr>
-          <w:rFonts w:ascii="Times New Roman" w:hAnsi="Times New Roman" w:cs="Times New Roman"/>
-          <w:b/>
-          <w:sz w:val="28"/>
-          <w:szCs w:val="28"/>
-        </w:rPr>
-        <w:t>,7</w:t>
       </w:r>
       <w:r>
         <w:rPr>
@@ -840,7 +790,25 @@
           <w:sz w:val="28"/>
           <w:szCs w:val="28"/>
         </w:rPr>
-        <w:t xml:space="preserve"> — парсинг ST/MD-файлов через ANTLR4, преобразование в древовидную модель, работа с файлами.</w:t>
+        <w:t xml:space="preserve"> — </w:t>
+      </w:r>
+      <w:proofErr w:type="spellStart"/>
+      <w:r>
+        <w:rPr>
+          <w:rFonts w:ascii="Times New Roman" w:hAnsi="Times New Roman" w:cs="Times New Roman"/>
+          <w:sz w:val="28"/>
+          <w:szCs w:val="28"/>
+        </w:rPr>
+        <w:t>парсинг</w:t>
+      </w:r>
+      <w:proofErr w:type="spellEnd"/>
+      <w:r>
+        <w:rPr>
+          <w:rFonts w:ascii="Times New Roman" w:hAnsi="Times New Roman" w:cs="Times New Roman"/>
+          <w:sz w:val="28"/>
+          <w:szCs w:val="28"/>
+        </w:rPr>
+        <w:t xml:space="preserve"> ST/MD-файлов через ANTLR4, преобразование в древовидную модель, работа с файлами.</w:t>
       </w:r>
     </w:p>
     <w:p>
@@ -910,7 +878,25 @@
           <w:sz w:val="28"/>
           <w:szCs w:val="28"/>
         </w:rPr>
-        <w:t xml:space="preserve"> — пользовательский интерфейс на основе PySide6: боковая панель навигации, редакторы кода и Markdown, стартовая панель запуска приложений.</w:t>
+        <w:t xml:space="preserve"> — пользовательский интерфейс на основе PySide6: боковая панель навигации, редакторы кода и </w:t>
+      </w:r>
+      <w:proofErr w:type="spellStart"/>
+      <w:r>
+        <w:rPr>
+          <w:rFonts w:ascii="Times New Roman" w:hAnsi="Times New Roman" w:cs="Times New Roman"/>
+          <w:sz w:val="28"/>
+          <w:szCs w:val="28"/>
+        </w:rPr>
+        <w:t>Markdown</w:t>
+      </w:r>
+      <w:proofErr w:type="spellEnd"/>
+      <w:r>
+        <w:rPr>
+          <w:rFonts w:ascii="Times New Roman" w:hAnsi="Times New Roman" w:cs="Times New Roman"/>
+          <w:sz w:val="28"/>
+          <w:szCs w:val="28"/>
+        </w:rPr>
+        <w:t>, стартовая панель запуска приложений.</w:t>
       </w:r>
     </w:p>
     <w:p>
@@ -989,6 +975,7 @@
           <w:sz w:val="28"/>
           <w:szCs w:val="28"/>
         </w:rPr>
+        <w:lastRenderedPageBreak/>
         <w:t xml:space="preserve">— Использование </w:t>
       </w:r>
       <w:r>
@@ -1035,8 +1022,19 @@
           <w:sz w:val="28"/>
           <w:szCs w:val="28"/>
         </w:rPr>
-        <w:t>Фоновый парсинг</w:t>
-      </w:r>
+        <w:t xml:space="preserve">Фоновый </w:t>
+      </w:r>
+      <w:proofErr w:type="spellStart"/>
+      <w:r>
+        <w:rPr>
+          <w:rFonts w:ascii="Times New Roman" w:hAnsi="Times New Roman" w:cs="Times New Roman"/>
+          <w:b/>
+          <w:sz w:val="28"/>
+          <w:szCs w:val="28"/>
+        </w:rPr>
+        <w:t>парсинг</w:t>
+      </w:r>
+      <w:proofErr w:type="spellEnd"/>
       <w:r>
         <w:rPr>
           <w:rFonts w:ascii="Times New Roman" w:hAnsi="Times New Roman" w:cs="Times New Roman"/>
@@ -1080,7 +1078,43 @@
           <w:sz w:val="28"/>
           <w:szCs w:val="28"/>
         </w:rPr>
-        <w:t>, в которой .st-файлы (шаблоны кода) и .md-файлы (конспекты) сосуществуют в одной структуре.</w:t>
+        <w:t>, в которой .</w:t>
+      </w:r>
+      <w:proofErr w:type="spellStart"/>
+      <w:r>
+        <w:rPr>
+          <w:rFonts w:ascii="Times New Roman" w:hAnsi="Times New Roman" w:cs="Times New Roman"/>
+          <w:sz w:val="28"/>
+          <w:szCs w:val="28"/>
+        </w:rPr>
+        <w:t>st</w:t>
+      </w:r>
+      <w:proofErr w:type="spellEnd"/>
+      <w:r>
+        <w:rPr>
+          <w:rFonts w:ascii="Times New Roman" w:hAnsi="Times New Roman" w:cs="Times New Roman"/>
+          <w:sz w:val="28"/>
+          <w:szCs w:val="28"/>
+        </w:rPr>
+        <w:t>-файлы (шаблоны кода) и .</w:t>
+      </w:r>
+      <w:proofErr w:type="spellStart"/>
+      <w:r>
+        <w:rPr>
+          <w:rFonts w:ascii="Times New Roman" w:hAnsi="Times New Roman" w:cs="Times New Roman"/>
+          <w:sz w:val="28"/>
+          <w:szCs w:val="28"/>
+        </w:rPr>
+        <w:t>md</w:t>
+      </w:r>
+      <w:proofErr w:type="spellEnd"/>
+      <w:r>
+        <w:rPr>
+          <w:rFonts w:ascii="Times New Roman" w:hAnsi="Times New Roman" w:cs="Times New Roman"/>
+          <w:sz w:val="28"/>
+          <w:szCs w:val="28"/>
+        </w:rPr>
+        <w:t>-файлы (конспекты) сосуществуют в одной структуре.</w:t>
       </w:r>
     </w:p>
     <w:p>
@@ -1158,25 +1192,7 @@
           <w:sz w:val="28"/>
           <w:szCs w:val="28"/>
         </w:rPr>
-        <w:t xml:space="preserve">(слайд </w:t>
-      </w:r>
-      <w:r>
-        <w:rPr>
-          <w:rFonts w:ascii="Times New Roman" w:hAnsi="Times New Roman" w:cs="Times New Roman"/>
-          <w:b/>
-          <w:sz w:val="28"/>
-          <w:szCs w:val="28"/>
-        </w:rPr>
-        <w:t>11,12</w:t>
-      </w:r>
-      <w:r>
-        <w:rPr>
-          <w:rFonts w:ascii="Times New Roman" w:hAnsi="Times New Roman" w:cs="Times New Roman"/>
-          <w:b/>
-          <w:sz w:val="28"/>
-          <w:szCs w:val="28"/>
-        </w:rPr>
-        <w:t>)</w:t>
+        <w:t>(слайд)</w:t>
       </w:r>
     </w:p>
     <w:p>
@@ -1236,126 +1252,170 @@
           <w:sz w:val="28"/>
           <w:szCs w:val="28"/>
         </w:rPr>
+        <w:t>— Спроектирована и реализована масштабируемая архитектура на основе современных паттернов проектирования.</w:t>
+      </w:r>
+    </w:p>
+    <w:p>
+      <w:pPr>
+        <w:spacing w:after="0" w:line="360" w:lineRule="auto"/>
+        <w:ind w:firstLine="709"/>
+        <w:jc w:val="both"/>
+        <w:rPr>
+          <w:rFonts w:ascii="Times New Roman" w:hAnsi="Times New Roman" w:cs="Times New Roman"/>
+          <w:sz w:val="28"/>
+          <w:szCs w:val="28"/>
+        </w:rPr>
+      </w:pPr>
+      <w:r>
+        <w:rPr>
+          <w:rFonts w:ascii="Times New Roman" w:hAnsi="Times New Roman" w:cs="Times New Roman"/>
+          <w:sz w:val="28"/>
+          <w:szCs w:val="28"/>
+        </w:rPr>
+        <w:t>— Создан рабочий прототип с полной поддержкой ST/MD-форматов, синтаксической подсветкой (</w:t>
+      </w:r>
+      <w:proofErr w:type="spellStart"/>
+      <w:r>
+        <w:rPr>
+          <w:rFonts w:ascii="Times New Roman" w:hAnsi="Times New Roman" w:cs="Times New Roman"/>
+          <w:sz w:val="28"/>
+          <w:szCs w:val="28"/>
+        </w:rPr>
+        <w:t>Pygments</w:t>
+      </w:r>
+      <w:proofErr w:type="spellEnd"/>
+      <w:r>
+        <w:rPr>
+          <w:rFonts w:ascii="Times New Roman" w:hAnsi="Times New Roman" w:cs="Times New Roman"/>
+          <w:sz w:val="28"/>
+          <w:szCs w:val="28"/>
+        </w:rPr>
+        <w:t xml:space="preserve">), предпросмотром </w:t>
+      </w:r>
+      <w:proofErr w:type="spellStart"/>
+      <w:r>
+        <w:rPr>
+          <w:rFonts w:ascii="Times New Roman" w:hAnsi="Times New Roman" w:cs="Times New Roman"/>
+          <w:sz w:val="28"/>
+          <w:szCs w:val="28"/>
+        </w:rPr>
+        <w:t>Markdown</w:t>
+      </w:r>
+      <w:proofErr w:type="spellEnd"/>
+      <w:r>
+        <w:rPr>
+          <w:rFonts w:ascii="Times New Roman" w:hAnsi="Times New Roman" w:cs="Times New Roman"/>
+          <w:sz w:val="28"/>
+          <w:szCs w:val="28"/>
+        </w:rPr>
+        <w:t xml:space="preserve"> и фоновой синхронизацией.</w:t>
+      </w:r>
+    </w:p>
+    <w:p>
+      <w:pPr>
+        <w:spacing w:after="0" w:line="360" w:lineRule="auto"/>
+        <w:ind w:firstLine="709"/>
+        <w:jc w:val="both"/>
+        <w:rPr>
+          <w:rFonts w:ascii="Times New Roman" w:hAnsi="Times New Roman" w:cs="Times New Roman"/>
+          <w:sz w:val="28"/>
+          <w:szCs w:val="28"/>
+        </w:rPr>
+      </w:pPr>
+      <w:r>
+        <w:rPr>
+          <w:rFonts w:ascii="Times New Roman" w:hAnsi="Times New Roman" w:cs="Times New Roman"/>
+          <w:sz w:val="28"/>
+          <w:szCs w:val="28"/>
+        </w:rPr>
+        <w:t>— Выполнено комплексное тестирование, подтвердившее корректность работы, стабильность при нагрузке и отсутствие критических ошибок.</w:t>
+      </w:r>
+    </w:p>
+    <w:p>
+      <w:pPr>
+        <w:spacing w:after="0" w:line="360" w:lineRule="auto"/>
+        <w:ind w:firstLine="709"/>
+        <w:jc w:val="both"/>
+        <w:rPr>
+          <w:rFonts w:ascii="Times New Roman" w:hAnsi="Times New Roman" w:cs="Times New Roman"/>
+          <w:sz w:val="28"/>
+          <w:szCs w:val="28"/>
+        </w:rPr>
+      </w:pPr>
+      <w:r>
+        <w:rPr>
+          <w:rFonts w:ascii="Times New Roman" w:hAnsi="Times New Roman" w:cs="Times New Roman"/>
+          <w:sz w:val="28"/>
+          <w:szCs w:val="28"/>
+        </w:rPr>
+        <w:t>— Доказана практическая применимость средства для повседневной работы студентов и разработчиков.</w:t>
+      </w:r>
+    </w:p>
+    <w:p>
+      <w:pPr>
+        <w:spacing w:after="0" w:line="360" w:lineRule="auto"/>
+        <w:ind w:firstLine="709"/>
+        <w:jc w:val="both"/>
+        <w:rPr>
+          <w:rFonts w:ascii="Times New Roman" w:hAnsi="Times New Roman" w:cs="Times New Roman"/>
+          <w:sz w:val="28"/>
+          <w:szCs w:val="28"/>
+        </w:rPr>
+      </w:pPr>
+      <w:r>
+        <w:rPr>
+          <w:rFonts w:ascii="Times New Roman" w:hAnsi="Times New Roman" w:cs="Times New Roman"/>
+          <w:b/>
+          <w:sz w:val="28"/>
+          <w:szCs w:val="28"/>
+        </w:rPr>
+        <w:t>(слайд 9)</w:t>
+      </w:r>
+    </w:p>
+    <w:p>
+      <w:pPr>
+        <w:spacing w:after="0" w:line="360" w:lineRule="auto"/>
+        <w:ind w:firstLine="709"/>
+        <w:jc w:val="both"/>
+        <w:rPr>
+          <w:rFonts w:ascii="Times New Roman" w:hAnsi="Times New Roman" w:cs="Times New Roman"/>
+          <w:sz w:val="28"/>
+          <w:szCs w:val="28"/>
+        </w:rPr>
+      </w:pPr>
+      <w:r>
+        <w:rPr>
+          <w:rFonts w:ascii="Times New Roman" w:hAnsi="Times New Roman" w:cs="Times New Roman"/>
+          <w:sz w:val="28"/>
+          <w:szCs w:val="28"/>
+        </w:rPr>
+        <w:t xml:space="preserve">Таким образом, разработанное кроссплатформенное средство заполняет важную нишу: оно не заменяет IDE и не дублирует универсальные PKM-системы, а предлагает </w:t>
+      </w:r>
+      <w:r>
+        <w:rPr>
+          <w:rFonts w:ascii="Times New Roman" w:hAnsi="Times New Roman" w:cs="Times New Roman"/>
+          <w:b/>
+          <w:sz w:val="28"/>
+          <w:szCs w:val="28"/>
+        </w:rPr>
+        <w:t>специализированный, лёгкий и быстрый инструмент именно для систематизации знаний и повторного использования готовых решений</w:t>
+      </w:r>
+      <w:r>
+        <w:rPr>
+          <w:rFonts w:ascii="Times New Roman" w:hAnsi="Times New Roman" w:cs="Times New Roman"/>
+          <w:sz w:val="28"/>
+          <w:szCs w:val="28"/>
+        </w:rPr>
+        <w:t xml:space="preserve">. Архитектура открыта для развития: </w:t>
+      </w:r>
+      <w:r>
+        <w:rPr>
+          <w:rFonts w:ascii="Times New Roman" w:hAnsi="Times New Roman" w:cs="Times New Roman"/>
+          <w:sz w:val="28"/>
+          <w:szCs w:val="28"/>
+        </w:rPr>
         <w:lastRenderedPageBreak/>
-        <w:t>— Спроектирована и реализована масштабируемая архитектура на основе современных паттернов проектирования.</w:t>
-      </w:r>
-    </w:p>
-    <w:p>
-      <w:pPr>
-        <w:spacing w:after="0" w:line="360" w:lineRule="auto"/>
-        <w:ind w:firstLine="709"/>
-        <w:jc w:val="both"/>
-        <w:rPr>
-          <w:rFonts w:ascii="Times New Roman" w:hAnsi="Times New Roman" w:cs="Times New Roman"/>
-          <w:sz w:val="28"/>
-          <w:szCs w:val="28"/>
-        </w:rPr>
-      </w:pPr>
-      <w:r>
-        <w:rPr>
-          <w:rFonts w:ascii="Times New Roman" w:hAnsi="Times New Roman" w:cs="Times New Roman"/>
-          <w:sz w:val="28"/>
-          <w:szCs w:val="28"/>
-        </w:rPr>
-        <w:t>— Создан рабочий прототип с полной поддержкой ST/MD-форматов, синтаксической подсветкой (Pygments), предпросмотром Markdown и фоновой синхронизацией.</w:t>
-      </w:r>
-    </w:p>
-    <w:p>
-      <w:pPr>
-        <w:spacing w:after="0" w:line="360" w:lineRule="auto"/>
-        <w:ind w:firstLine="709"/>
-        <w:jc w:val="both"/>
-        <w:rPr>
-          <w:rFonts w:ascii="Times New Roman" w:hAnsi="Times New Roman" w:cs="Times New Roman"/>
-          <w:sz w:val="28"/>
-          <w:szCs w:val="28"/>
-        </w:rPr>
-      </w:pPr>
-      <w:r>
-        <w:rPr>
-          <w:rFonts w:ascii="Times New Roman" w:hAnsi="Times New Roman" w:cs="Times New Roman"/>
-          <w:sz w:val="28"/>
-          <w:szCs w:val="28"/>
-        </w:rPr>
-        <w:t>— Выполнено комплексное тестирование, подтвердившее корректность работы, стабильность при нагрузке и отсутствие критических ошибок.</w:t>
-      </w:r>
-    </w:p>
-    <w:p>
-      <w:pPr>
-        <w:spacing w:after="0" w:line="360" w:lineRule="auto"/>
-        <w:ind w:firstLine="709"/>
-        <w:jc w:val="both"/>
-        <w:rPr>
-          <w:rFonts w:ascii="Times New Roman" w:hAnsi="Times New Roman" w:cs="Times New Roman"/>
-          <w:sz w:val="28"/>
-          <w:szCs w:val="28"/>
-        </w:rPr>
-      </w:pPr>
-      <w:r>
-        <w:rPr>
-          <w:rFonts w:ascii="Times New Roman" w:hAnsi="Times New Roman" w:cs="Times New Roman"/>
-          <w:sz w:val="28"/>
-          <w:szCs w:val="28"/>
-        </w:rPr>
-        <w:t>— Доказана практическая применимость средства для повседневной работы студентов и разработчиков.</w:t>
-      </w:r>
-    </w:p>
-    <w:p>
-      <w:pPr>
-        <w:spacing w:after="0" w:line="360" w:lineRule="auto"/>
-        <w:ind w:firstLine="709"/>
-        <w:jc w:val="both"/>
-        <w:rPr>
-          <w:rFonts w:ascii="Times New Roman" w:hAnsi="Times New Roman" w:cs="Times New Roman"/>
-          <w:sz w:val="28"/>
-          <w:szCs w:val="28"/>
-        </w:rPr>
-      </w:pPr>
-      <w:r>
-        <w:rPr>
-          <w:rFonts w:ascii="Times New Roman" w:hAnsi="Times New Roman" w:cs="Times New Roman"/>
-          <w:b/>
-          <w:sz w:val="28"/>
-          <w:szCs w:val="28"/>
-        </w:rPr>
-        <w:t>(слайд 9)</w:t>
-      </w:r>
-    </w:p>
-    <w:p>
-      <w:pPr>
-        <w:spacing w:after="0" w:line="360" w:lineRule="auto"/>
-        <w:ind w:firstLine="709"/>
-        <w:jc w:val="both"/>
-        <w:rPr>
-          <w:rFonts w:ascii="Times New Roman" w:hAnsi="Times New Roman" w:cs="Times New Roman"/>
-          <w:sz w:val="28"/>
-          <w:szCs w:val="28"/>
-        </w:rPr>
-      </w:pPr>
-      <w:r>
-        <w:rPr>
-          <w:rFonts w:ascii="Times New Roman" w:hAnsi="Times New Roman" w:cs="Times New Roman"/>
-          <w:sz w:val="28"/>
-          <w:szCs w:val="28"/>
-        </w:rPr>
-        <w:t xml:space="preserve">Таким образом, разработанное кроссплатформенное средство заполняет важную нишу: оно не заменяет IDE и не дублирует универсальные PKM-системы, а предлагает </w:t>
-      </w:r>
-      <w:r>
-        <w:rPr>
-          <w:rFonts w:ascii="Times New Roman" w:hAnsi="Times New Roman" w:cs="Times New Roman"/>
-          <w:b/>
-          <w:sz w:val="28"/>
-          <w:szCs w:val="28"/>
-        </w:rPr>
-        <w:t>специализированный, лёгкий и быстрый инструмент именно для систематизации знаний и повторного использования готовых решений</w:t>
-      </w:r>
-      <w:r>
-        <w:rPr>
-          <w:rFonts w:ascii="Times New Roman" w:hAnsi="Times New Roman" w:cs="Times New Roman"/>
-          <w:sz w:val="28"/>
-          <w:szCs w:val="28"/>
-        </w:rPr>
-        <w:t>. Архитектура открыта для развития: благодаря модульности и использованию ANTLR4 легко добавить поддержку новых языков, а также реализовать облачную синхронизацию или интеграцию с внешними API.</w:t>
+        <w:t>благодаря модульности и использованию ANTLR4 легко добавить поддержку новых языков, а также реализовать облачную синхронизацию или интеграцию с внешними API.</w:t>
       </w:r>
     </w:p>
     <w:p>
